--- a/07_05_2026/Hands_On_Practical_&_Steps.docx
+++ b/07_05_2026/Hands_On_Practical_&_Steps.docx
@@ -25,7 +25,553 @@
           <w:numId w:val="1"/>
         </w:numPr>
       </w:pPr>
+      <w:r>
+        <w:t xml:space="preserve">Verified my </w:t>
+      </w:r>
+      <w:r>
+        <w:t xml:space="preserve">credentials </w:t>
+      </w:r>
+      <w:r>
+        <w:t xml:space="preserve">or terraform profile </w:t>
+      </w:r>
+      <w:r>
+        <w:t>using the following command:</w:t>
+      </w:r>
+      <w:r>
+        <w:t xml:space="preserve"> </w:t>
+      </w:r>
     </w:p>
+    <w:p>
+      <w:pPr>
+        <w:pStyle w:val="ListParagraph"/>
+        <w:ind w:left="360"/>
+        <w:rPr>
+          <w:b/>
+          <w:bCs/>
+        </w:rPr>
+      </w:pPr>
+      <w:r>
+        <w:rPr>
+          <w:b/>
+          <w:bCs/>
+        </w:rPr>
+        <w:t xml:space="preserve">aws sts get-caller-identity --profile </w:t>
+      </w:r>
+      <w:r>
+        <w:rPr>
+          <w:b/>
+          <w:bCs/>
+        </w:rPr>
+        <w:t>&lt;</w:t>
+      </w:r>
+      <w:r>
+        <w:rPr>
+          <w:b/>
+          <w:bCs/>
+        </w:rPr>
+        <w:t>profile-name</w:t>
+      </w:r>
+      <w:r>
+        <w:rPr>
+          <w:b/>
+          <w:bCs/>
+        </w:rPr>
+        <w:t>&gt;</w:t>
+      </w:r>
+    </w:p>
+    <w:p>
+      <w:pPr>
+        <w:pStyle w:val="ListParagraph"/>
+        <w:numPr>
+          <w:ilvl w:val="0"/>
+          <w:numId w:val="1"/>
+        </w:numPr>
+      </w:pPr>
+      <w:r>
+        <w:t xml:space="preserve">Write the terraform code for this practical. </w:t>
+      </w:r>
+    </w:p>
+    <w:p>
+      <w:pPr>
+        <w:pStyle w:val="ListParagraph"/>
+        <w:numPr>
+          <w:ilvl w:val="0"/>
+          <w:numId w:val="1"/>
+        </w:numPr>
+      </w:pPr>
+      <w:r>
+        <w:t xml:space="preserve">Run </w:t>
+      </w:r>
+      <w:r>
+        <w:rPr>
+          <w:b/>
+          <w:bCs/>
+        </w:rPr>
+        <w:t>terraform init</w:t>
+      </w:r>
+      <w:r>
+        <w:t xml:space="preserve"> command</w:t>
+      </w:r>
+    </w:p>
+    <w:p>
+      <w:r>
+        <w:drawing>
+          <wp:inline distT="0" distB="0" distL="0" distR="0" wp14:anchorId="3E7E297C" wp14:editId="69690745">
+            <wp:extent cx="5731510" cy="3317240"/>
+            <wp:effectExtent l="0" t="0" r="2540" b="0"/>
+            <wp:docPr id="80793584" name="Picture 1"/>
+            <wp:cNvGraphicFramePr>
+              <a:graphicFrameLocks xmlns:a="http://schemas.openxmlformats.org/drawingml/2006/main" noChangeAspect="1"/>
+            </wp:cNvGraphicFramePr>
+            <a:graphic xmlns:a="http://schemas.openxmlformats.org/drawingml/2006/main">
+              <a:graphicData uri="http://schemas.openxmlformats.org/drawingml/2006/picture">
+                <pic:pic xmlns:pic="http://schemas.openxmlformats.org/drawingml/2006/picture">
+                  <pic:nvPicPr>
+                    <pic:cNvPr id="80793584" name=""/>
+                    <pic:cNvPicPr/>
+                  </pic:nvPicPr>
+                  <pic:blipFill>
+                    <a:blip r:embed="rId5"/>
+                    <a:stretch>
+                      <a:fillRect/>
+                    </a:stretch>
+                  </pic:blipFill>
+                  <pic:spPr>
+                    <a:xfrm>
+                      <a:off x="0" y="0"/>
+                      <a:ext cx="5731510" cy="3317240"/>
+                    </a:xfrm>
+                    <a:prstGeom prst="rect">
+                      <a:avLst/>
+                    </a:prstGeom>
+                  </pic:spPr>
+                </pic:pic>
+              </a:graphicData>
+            </a:graphic>
+          </wp:inline>
+        </w:drawing>
+      </w:r>
+    </w:p>
+    <w:p/>
+    <w:p>
+      <w:r>
+        <w:drawing>
+          <wp:inline distT="0" distB="0" distL="0" distR="0" wp14:anchorId="6CD672C2" wp14:editId="66CD52D7">
+            <wp:extent cx="5731510" cy="3058160"/>
+            <wp:effectExtent l="0" t="0" r="2540" b="8890"/>
+            <wp:docPr id="1984936636" name="Picture 1"/>
+            <wp:cNvGraphicFramePr>
+              <a:graphicFrameLocks xmlns:a="http://schemas.openxmlformats.org/drawingml/2006/main" noChangeAspect="1"/>
+            </wp:cNvGraphicFramePr>
+            <a:graphic xmlns:a="http://schemas.openxmlformats.org/drawingml/2006/main">
+              <a:graphicData uri="http://schemas.openxmlformats.org/drawingml/2006/picture">
+                <pic:pic xmlns:pic="http://schemas.openxmlformats.org/drawingml/2006/picture">
+                  <pic:nvPicPr>
+                    <pic:cNvPr id="1984936636" name=""/>
+                    <pic:cNvPicPr/>
+                  </pic:nvPicPr>
+                  <pic:blipFill>
+                    <a:blip r:embed="rId6"/>
+                    <a:stretch>
+                      <a:fillRect/>
+                    </a:stretch>
+                  </pic:blipFill>
+                  <pic:spPr>
+                    <a:xfrm>
+                      <a:off x="0" y="0"/>
+                      <a:ext cx="5731510" cy="3058160"/>
+                    </a:xfrm>
+                    <a:prstGeom prst="rect">
+                      <a:avLst/>
+                    </a:prstGeom>
+                  </pic:spPr>
+                </pic:pic>
+              </a:graphicData>
+            </a:graphic>
+          </wp:inline>
+        </w:drawing>
+      </w:r>
+    </w:p>
+    <w:p>
+      <w:pPr>
+        <w:pStyle w:val="ListParagraph"/>
+        <w:numPr>
+          <w:ilvl w:val="0"/>
+          <w:numId w:val="1"/>
+        </w:numPr>
+      </w:pPr>
+      <w:r>
+        <w:t xml:space="preserve">Run </w:t>
+      </w:r>
+      <w:r>
+        <w:rPr>
+          <w:b/>
+          <w:bCs/>
+        </w:rPr>
+        <w:t xml:space="preserve">terraform </w:t>
+      </w:r>
+      <w:r>
+        <w:rPr>
+          <w:b/>
+          <w:bCs/>
+        </w:rPr>
+        <w:t>validate</w:t>
+      </w:r>
+      <w:r>
+        <w:t xml:space="preserve"> command</w:t>
+      </w:r>
+    </w:p>
+    <w:p>
+      <w:r>
+        <w:lastRenderedPageBreak/>
+        <w:drawing>
+          <wp:inline distT="0" distB="0" distL="0" distR="0" wp14:anchorId="39D1AE9E" wp14:editId="1EB83FDC">
+            <wp:extent cx="5731510" cy="405130"/>
+            <wp:effectExtent l="0" t="0" r="2540" b="0"/>
+            <wp:docPr id="1705776882" name="Picture 1"/>
+            <wp:cNvGraphicFramePr>
+              <a:graphicFrameLocks xmlns:a="http://schemas.openxmlformats.org/drawingml/2006/main" noChangeAspect="1"/>
+            </wp:cNvGraphicFramePr>
+            <a:graphic xmlns:a="http://schemas.openxmlformats.org/drawingml/2006/main">
+              <a:graphicData uri="http://schemas.openxmlformats.org/drawingml/2006/picture">
+                <pic:pic xmlns:pic="http://schemas.openxmlformats.org/drawingml/2006/picture">
+                  <pic:nvPicPr>
+                    <pic:cNvPr id="1705776882" name=""/>
+                    <pic:cNvPicPr/>
+                  </pic:nvPicPr>
+                  <pic:blipFill>
+                    <a:blip r:embed="rId7"/>
+                    <a:stretch>
+                      <a:fillRect/>
+                    </a:stretch>
+                  </pic:blipFill>
+                  <pic:spPr>
+                    <a:xfrm>
+                      <a:off x="0" y="0"/>
+                      <a:ext cx="5731510" cy="405130"/>
+                    </a:xfrm>
+                    <a:prstGeom prst="rect">
+                      <a:avLst/>
+                    </a:prstGeom>
+                  </pic:spPr>
+                </pic:pic>
+              </a:graphicData>
+            </a:graphic>
+          </wp:inline>
+        </w:drawing>
+      </w:r>
+    </w:p>
+    <w:p>
+      <w:pPr>
+        <w:pStyle w:val="ListParagraph"/>
+        <w:numPr>
+          <w:ilvl w:val="0"/>
+          <w:numId w:val="1"/>
+        </w:numPr>
+      </w:pPr>
+      <w:r>
+        <w:t xml:space="preserve">Run </w:t>
+      </w:r>
+      <w:r>
+        <w:rPr>
+          <w:b/>
+          <w:bCs/>
+        </w:rPr>
+        <w:t xml:space="preserve">terraform </w:t>
+      </w:r>
+      <w:r>
+        <w:rPr>
+          <w:b/>
+          <w:bCs/>
+        </w:rPr>
+        <w:t>plan</w:t>
+      </w:r>
+      <w:r>
+        <w:t xml:space="preserve"> command</w:t>
+      </w:r>
+    </w:p>
+    <w:p>
+      <w:r>
+        <w:drawing>
+          <wp:inline distT="0" distB="0" distL="0" distR="0" wp14:anchorId="711C3133" wp14:editId="43E81683">
+            <wp:extent cx="5731510" cy="3769995"/>
+            <wp:effectExtent l="0" t="0" r="2540" b="1905"/>
+            <wp:docPr id="884890044" name="Picture 1"/>
+            <wp:cNvGraphicFramePr>
+              <a:graphicFrameLocks xmlns:a="http://schemas.openxmlformats.org/drawingml/2006/main" noChangeAspect="1"/>
+            </wp:cNvGraphicFramePr>
+            <a:graphic xmlns:a="http://schemas.openxmlformats.org/drawingml/2006/main">
+              <a:graphicData uri="http://schemas.openxmlformats.org/drawingml/2006/picture">
+                <pic:pic xmlns:pic="http://schemas.openxmlformats.org/drawingml/2006/picture">
+                  <pic:nvPicPr>
+                    <pic:cNvPr id="884890044" name=""/>
+                    <pic:cNvPicPr/>
+                  </pic:nvPicPr>
+                  <pic:blipFill>
+                    <a:blip r:embed="rId8"/>
+                    <a:stretch>
+                      <a:fillRect/>
+                    </a:stretch>
+                  </pic:blipFill>
+                  <pic:spPr>
+                    <a:xfrm>
+                      <a:off x="0" y="0"/>
+                      <a:ext cx="5731510" cy="3769995"/>
+                    </a:xfrm>
+                    <a:prstGeom prst="rect">
+                      <a:avLst/>
+                    </a:prstGeom>
+                  </pic:spPr>
+                </pic:pic>
+              </a:graphicData>
+            </a:graphic>
+          </wp:inline>
+        </w:drawing>
+      </w:r>
+    </w:p>
+    <w:p>
+      <w:r>
+        <w:drawing>
+          <wp:inline distT="0" distB="0" distL="0" distR="0" wp14:anchorId="05DE582F" wp14:editId="3E77E4F6">
+            <wp:extent cx="5731510" cy="3529965"/>
+            <wp:effectExtent l="0" t="0" r="2540" b="0"/>
+            <wp:docPr id="457651005" name="Picture 1"/>
+            <wp:cNvGraphicFramePr>
+              <a:graphicFrameLocks xmlns:a="http://schemas.openxmlformats.org/drawingml/2006/main" noChangeAspect="1"/>
+            </wp:cNvGraphicFramePr>
+            <a:graphic xmlns:a="http://schemas.openxmlformats.org/drawingml/2006/main">
+              <a:graphicData uri="http://schemas.openxmlformats.org/drawingml/2006/picture">
+                <pic:pic xmlns:pic="http://schemas.openxmlformats.org/drawingml/2006/picture">
+                  <pic:nvPicPr>
+                    <pic:cNvPr id="457651005" name=""/>
+                    <pic:cNvPicPr/>
+                  </pic:nvPicPr>
+                  <pic:blipFill>
+                    <a:blip r:embed="rId9"/>
+                    <a:stretch>
+                      <a:fillRect/>
+                    </a:stretch>
+                  </pic:blipFill>
+                  <pic:spPr>
+                    <a:xfrm>
+                      <a:off x="0" y="0"/>
+                      <a:ext cx="5731510" cy="3529965"/>
+                    </a:xfrm>
+                    <a:prstGeom prst="rect">
+                      <a:avLst/>
+                    </a:prstGeom>
+                  </pic:spPr>
+                </pic:pic>
+              </a:graphicData>
+            </a:graphic>
+          </wp:inline>
+        </w:drawing>
+      </w:r>
+    </w:p>
+    <w:p/>
+    <w:p>
+      <w:pPr>
+        <w:pStyle w:val="ListParagraph"/>
+        <w:numPr>
+          <w:ilvl w:val="0"/>
+          <w:numId w:val="1"/>
+        </w:numPr>
+      </w:pPr>
+      <w:r>
+        <w:lastRenderedPageBreak/>
+        <w:t xml:space="preserve">Run </w:t>
+      </w:r>
+      <w:r>
+        <w:rPr>
+          <w:b/>
+          <w:bCs/>
+        </w:rPr>
+        <w:t xml:space="preserve">terraform </w:t>
+      </w:r>
+      <w:r>
+        <w:rPr>
+          <w:b/>
+          <w:bCs/>
+        </w:rPr>
+        <w:t>apply</w:t>
+      </w:r>
+      <w:r>
+        <w:t xml:space="preserve"> command</w:t>
+      </w:r>
+    </w:p>
+    <w:p>
+      <w:r>
+        <w:drawing>
+          <wp:inline distT="0" distB="0" distL="0" distR="0" wp14:anchorId="2708DC7D" wp14:editId="260F6581">
+            <wp:extent cx="5731510" cy="3580130"/>
+            <wp:effectExtent l="0" t="0" r="2540" b="1270"/>
+            <wp:docPr id="1398212593" name="Picture 1"/>
+            <wp:cNvGraphicFramePr>
+              <a:graphicFrameLocks xmlns:a="http://schemas.openxmlformats.org/drawingml/2006/main" noChangeAspect="1"/>
+            </wp:cNvGraphicFramePr>
+            <a:graphic xmlns:a="http://schemas.openxmlformats.org/drawingml/2006/main">
+              <a:graphicData uri="http://schemas.openxmlformats.org/drawingml/2006/picture">
+                <pic:pic xmlns:pic="http://schemas.openxmlformats.org/drawingml/2006/picture">
+                  <pic:nvPicPr>
+                    <pic:cNvPr id="1398212593" name=""/>
+                    <pic:cNvPicPr/>
+                  </pic:nvPicPr>
+                  <pic:blipFill>
+                    <a:blip r:embed="rId10"/>
+                    <a:stretch>
+                      <a:fillRect/>
+                    </a:stretch>
+                  </pic:blipFill>
+                  <pic:spPr>
+                    <a:xfrm>
+                      <a:off x="0" y="0"/>
+                      <a:ext cx="5731510" cy="3580130"/>
+                    </a:xfrm>
+                    <a:prstGeom prst="rect">
+                      <a:avLst/>
+                    </a:prstGeom>
+                  </pic:spPr>
+                </pic:pic>
+              </a:graphicData>
+            </a:graphic>
+          </wp:inline>
+        </w:drawing>
+      </w:r>
+    </w:p>
+    <w:p/>
+    <w:p>
+      <w:r>
+        <w:drawing>
+          <wp:inline distT="0" distB="0" distL="0" distR="0" wp14:anchorId="19A8D846" wp14:editId="3399F9DD">
+            <wp:extent cx="5731510" cy="3218815"/>
+            <wp:effectExtent l="0" t="0" r="2540" b="635"/>
+            <wp:docPr id="913454208" name="Picture 1"/>
+            <wp:cNvGraphicFramePr>
+              <a:graphicFrameLocks xmlns:a="http://schemas.openxmlformats.org/drawingml/2006/main" noChangeAspect="1"/>
+            </wp:cNvGraphicFramePr>
+            <a:graphic xmlns:a="http://schemas.openxmlformats.org/drawingml/2006/main">
+              <a:graphicData uri="http://schemas.openxmlformats.org/drawingml/2006/picture">
+                <pic:pic xmlns:pic="http://schemas.openxmlformats.org/drawingml/2006/picture">
+                  <pic:nvPicPr>
+                    <pic:cNvPr id="913454208" name=""/>
+                    <pic:cNvPicPr/>
+                  </pic:nvPicPr>
+                  <pic:blipFill>
+                    <a:blip r:embed="rId11"/>
+                    <a:stretch>
+                      <a:fillRect/>
+                    </a:stretch>
+                  </pic:blipFill>
+                  <pic:spPr>
+                    <a:xfrm>
+                      <a:off x="0" y="0"/>
+                      <a:ext cx="5731510" cy="3218815"/>
+                    </a:xfrm>
+                    <a:prstGeom prst="rect">
+                      <a:avLst/>
+                    </a:prstGeom>
+                  </pic:spPr>
+                </pic:pic>
+              </a:graphicData>
+            </a:graphic>
+          </wp:inline>
+        </w:drawing>
+      </w:r>
+    </w:p>
+    <w:p/>
+    <w:p/>
+    <w:p>
+      <w:r>
+        <w:lastRenderedPageBreak/>
+        <w:drawing>
+          <wp:inline distT="0" distB="0" distL="0" distR="0" wp14:anchorId="2FF3AF17" wp14:editId="606AAA11">
+            <wp:extent cx="5731510" cy="3032125"/>
+            <wp:effectExtent l="0" t="0" r="2540" b="0"/>
+            <wp:docPr id="2085838623" name="Picture 1"/>
+            <wp:cNvGraphicFramePr>
+              <a:graphicFrameLocks xmlns:a="http://schemas.openxmlformats.org/drawingml/2006/main" noChangeAspect="1"/>
+            </wp:cNvGraphicFramePr>
+            <a:graphic xmlns:a="http://schemas.openxmlformats.org/drawingml/2006/main">
+              <a:graphicData uri="http://schemas.openxmlformats.org/drawingml/2006/picture">
+                <pic:pic xmlns:pic="http://schemas.openxmlformats.org/drawingml/2006/picture">
+                  <pic:nvPicPr>
+                    <pic:cNvPr id="2085838623" name=""/>
+                    <pic:cNvPicPr/>
+                  </pic:nvPicPr>
+                  <pic:blipFill>
+                    <a:blip r:embed="rId12"/>
+                    <a:stretch>
+                      <a:fillRect/>
+                    </a:stretch>
+                  </pic:blipFill>
+                  <pic:spPr>
+                    <a:xfrm>
+                      <a:off x="0" y="0"/>
+                      <a:ext cx="5731510" cy="3032125"/>
+                    </a:xfrm>
+                    <a:prstGeom prst="rect">
+                      <a:avLst/>
+                    </a:prstGeom>
+                  </pic:spPr>
+                </pic:pic>
+              </a:graphicData>
+            </a:graphic>
+          </wp:inline>
+        </w:drawing>
+      </w:r>
+    </w:p>
+    <w:p>
+      <w:r>
+        <w:rPr>
+          <w:b/>
+          <w:bCs/>
+        </w:rPr>
+        <w:t>Note:-</w:t>
+      </w:r>
+      <w:r>
+        <w:t xml:space="preserve"> </w:t>
+      </w:r>
+      <w:r>
+        <w:t>When I first ran the terraform apply command, I got a permission error for S3 bucket creation because my IAM user did not have the required S3 permissions</w:t>
+      </w:r>
+      <w:r>
+        <w:t xml:space="preserve"> </w:t>
+      </w:r>
+      <w:r>
+        <w:t xml:space="preserve">assigned. Due to this, the terraform apply command was not successful, and only the </w:t>
+      </w:r>
+      <w:r>
+        <w:rPr>
+          <w:b/>
+          <w:bCs/>
+        </w:rPr>
+        <w:t>random_string</w:t>
+      </w:r>
+      <w:r>
+        <w:t xml:space="preserve"> code block executed successfully during that run.</w:t>
+      </w:r>
+    </w:p>
+    <w:p>
+      <w:r>
+        <w:t>After that, I added the required S3 permissions to my IAM user and reran the terraform apply command. The second time, the command executed successfully, and the S3 bucket was created with the required configuration.</w:t>
+      </w:r>
+    </w:p>
+    <w:p>
+      <w:r>
+        <w:t xml:space="preserve">As I mentioned earlier, the </w:t>
+      </w:r>
+      <w:r>
+        <w:rPr>
+          <w:b/>
+          <w:bCs/>
+        </w:rPr>
+        <w:t>random_string</w:t>
+      </w:r>
+      <w:r>
+        <w:t xml:space="preserve"> code block had already executed successfully during the previous terraform apply command. Because of that, in the last screenshot only 4 resources were added instead of 5 resources. However, in the previous screenshot, it was showing that 5 resources would be added.</w:t>
+      </w:r>
+    </w:p>
+    <w:p/>
     <w:sectPr>
       <w:pgSz w:w="11906" w:h="16838"/>
       <w:pgMar w:top="1440" w:right="1440" w:bottom="1440" w:left="1440" w:header="708" w:footer="708" w:gutter="0"/>
@@ -736,7 +1282,6 @@
   <w:style w:type="character" w:default="1" w:styleId="DefaultParagraphFont">
     <w:name w:val="Default Paragraph Font"/>
     <w:uiPriority w:val="1"/>
-    <w:semiHidden/>
     <w:unhideWhenUsed/>
   </w:style>
   <w:style w:type="table" w:default="1" w:styleId="TableNormal">
